--- a/source/Marco.it.docx
+++ b/source/Marco.it.docx
@@ -2510,7 +2510,9 @@
         <w:t>7,6 Ed egli rispose loro: «Bene ha profetato Isaia di voi, ipocriti, come sta scritto:</w:t>
       </w:r>
       <w:r>
-        <w:br/>
+        <w:t xml:space="preserve"> </w:t>
+      </w:r>
+      <w:r>
         <w:t>Questo popolo mi onora con le labbra, ma il suo cuore è lontano da me.</w:t>
       </w:r>
     </w:p>
@@ -4545,11 +4547,13 @@
         <w:t>13,22 perché sorgeranno falsi cristi e falsi profeti e faranno segni e portenti per ingannare, se fosse possibile, anche gli eletti.</w:t>
       </w:r>
       <w:r>
-        <w:br/>
+        <w:t xml:space="preserve">                                                                                                                                   </w:t>
+      </w:r>
+      <w:r>
         <w:t>13,23 Voi però state attenti! Io vi ho predetto tutto.</w:t>
       </w:r>
       <w:r>
-        <w:t xml:space="preserve">                                                                            </w:t>
+        <w:t xml:space="preserve">                                                                               </w:t>
       </w:r>
       <w:r>
         <w:t>13,24 In quei giorni, dopo quella tribolazione,</w:t>
@@ -4583,7 +4587,10 @@
         <w:t>13,27 Ed egli manderà gli angeli e riunirà i suoi eletti dai quattro venti, dall'estremità della terra fino all'estremità del cielo.</w:t>
       </w:r>
       <w:r>
-        <w:t xml:space="preserve">                                                                                                                        </w:t>
+        <w:t xml:space="preserve">                                                                                                        </w:t>
+      </w:r>
+      <w:r>
+        <w:t xml:space="preserve">               </w:t>
       </w:r>
       <w:r>
         <w:t>13,28 Dal fico imparate questa parabola: quando già il suo ramo si fa tenero e mette le foglie, voi sapete che l'estate è vicina;</w:t>
@@ -4605,7 +4612,7 @@
         <w:t>13,32 Quanto poi a quel giorno o a quell'ora, nessuno li conosce, neanche gli angeli nel cielo, e neppure il Figlio, ma solo il Padre.</w:t>
       </w:r>
       <w:r>
-        <w:t xml:space="preserve">                                                                                                        </w:t>
+        <w:t xml:space="preserve">                                                                                                     </w:t>
       </w:r>
       <w:r>
         <w:t>13,33 State attenti, vegliate, perché non sapete quando sarà il momento preciso.</w:t>
